--- a/docs/项目整体介绍.docx
+++ b/docs/项目整体介绍.docx
@@ -70,24 +70,40 @@
       </w:pPr>
       <w:r>
         <w:rPr>
-          <w:rFonts w:ascii="Aptos" w:hAnsi="Aptos" w:eastAsia="Microsoft YaHei" w:cs="Aptos"/>
+          <w:rFonts w:ascii="Aptos" w:hAnsi="Aptos" w:eastAsia="Microsoft YaHei"/>
           <w:b/>
           <w:color w:val="111111"/>
           <w:sz w:val="26"/>
         </w:rPr>
-        <w:t>项目定位与使用流程</w:t>
+        <w:t>项目目标与定位</w:t>
       </w:r>
     </w:p>
     <w:p>
-      <w:pPr/>
+      <w:pPr>
+        <w:keepLines/>
+      </w:pPr>
       <w:r>
         <w:rPr>
-          <w:rFonts w:ascii="Aptos" w:hAnsi="Aptos" w:eastAsia="Microsoft YaHei" w:cs="Aptos"/>
+          <w:rFonts w:ascii="Aptos" w:hAnsi="Aptos" w:eastAsia="Microsoft YaHei"/>
           <w:b w:val="0"/>
           <w:color w:val="263238"/>
           <w:sz w:val="21"/>
         </w:rPr>
-        <w:t>项目面向机器学习初学者、教师和需要演示算法行为的开发者。用户可以选择任务与数据，检查样本后配置模型并开始训练，再阅读可视化结果和指标，最后保存或比较实验记录。它把常见的机器学习练习放在一个可重复操作的浏览器流程中。</w:t>
+        <w:t>项目面向机器学习初学者、授课教师，以及需要快速演示算法行为的开发者。工作台把数据准备、模型配置、训练观察、结果分析和实验回顾放在同一个浏览器流程中，让用户能够直接调整参数、观察模型输出，并将实验结果留作比较。</w:t>
+      </w:r>
+    </w:p>
+    <w:p>
+      <w:pPr>
+        <w:keepLines/>
+      </w:pPr>
+      <w:r>
+        <w:rPr>
+          <w:rFonts w:ascii="Aptos" w:hAnsi="Aptos" w:eastAsia="Microsoft YaHei"/>
+          <w:b w:val="0"/>
+          <w:color w:val="263238"/>
+          <w:sz w:val="21"/>
+        </w:rPr>
+        <w:t>项目重点是用小规模、可重复的练习帮助用户理解机器学习概念。各任务提供匹配的模型、样例数据和结果视图；训练过程会显示可观察的状态与快照，结果页说明指标和数据来源。</w:t>
       </w:r>
     </w:p>
     <w:p>
@@ -97,12 +113,317 @@
       </w:pPr>
       <w:r>
         <w:rPr>
-          <w:rFonts w:ascii="Aptos" w:hAnsi="Aptos" w:eastAsia="Microsoft YaHei" w:cs="Aptos"/>
+          <w:rFonts w:ascii="Aptos" w:hAnsi="Aptos" w:eastAsia="Microsoft YaHei"/>
           <w:b/>
           <w:color w:val="111111"/>
           <w:sz w:val="26"/>
         </w:rPr>
-        <w:t>核心功能</w:t>
+        <w:t>用户使用流程</w:t>
+      </w:r>
+    </w:p>
+    <w:p>
+      <w:pPr>
+        <w:keepLines/>
+      </w:pPr>
+      <w:r>
+        <w:rPr>
+          <w:rFonts w:ascii="Aptos" w:hAnsi="Aptos" w:eastAsia="Microsoft YaHei"/>
+          <w:b w:val="0"/>
+          <w:color w:val="263238"/>
+          <w:sz w:val="21"/>
+        </w:rPr>
+        <w:t>一次典型实验从任务和数据选择开始，经过模型配置与训练，最后进入结果解释和实验记录。页面同时提供操作说明，帮助用户理解参数用途、训练控制和指标口径。</w:t>
+      </w:r>
+    </w:p>
+    <w:p>
+      <w:pPr>
+        <w:pStyle w:val="ListNumber"/>
+        <w:keepLines/>
+      </w:pPr>
+      <w:r>
+        <w:rPr>
+          <w:rFonts w:ascii="Aptos" w:hAnsi="Aptos" w:eastAsia="Microsoft YaHei"/>
+          <w:b w:val="0"/>
+          <w:color w:val="263238"/>
+          <w:sz w:val="20"/>
+        </w:rPr>
+        <w:t>选择分类、回归、聚类或降维任务，再选择兼容的模型。首次进入时默认载入内置手写数字图像和可视化 CNN。</w:t>
+      </w:r>
+    </w:p>
+    <w:p>
+      <w:pPr>
+        <w:pStyle w:val="ListNumber"/>
+        <w:keepLines/>
+      </w:pPr>
+      <w:r>
+        <w:rPr>
+          <w:rFonts w:ascii="Aptos" w:hAnsi="Aptos" w:eastAsia="Microsoft YaHei"/>
+          <w:b w:val="0"/>
+          <w:color w:val="263238"/>
+          <w:sz w:val="20"/>
+        </w:rPr>
+        <w:t>选择内置数据或导入 CSV，查看样本、特征统计和类别分布，确认数据格式与模型相符。</w:t>
+      </w:r>
+    </w:p>
+    <w:p>
+      <w:pPr>
+        <w:pStyle w:val="ListNumber"/>
+        <w:keepLines/>
+      </w:pPr>
+      <w:r>
+        <w:rPr>
+          <w:rFonts w:ascii="Aptos" w:hAnsi="Aptos" w:eastAsia="Microsoft YaHei"/>
+          <w:b w:val="0"/>
+          <w:color w:val="263238"/>
+          <w:sz w:val="20"/>
+        </w:rPr>
+        <w:t>设置模型参数，并按需要启用训练集与验证集划分。工作台会校验输入和参数后再开始训练。</w:t>
+      </w:r>
+    </w:p>
+    <w:p>
+      <w:pPr>
+        <w:pStyle w:val="ListNumber"/>
+        <w:keepLines/>
+      </w:pPr>
+      <w:r>
+        <w:rPr>
+          <w:rFonts w:ascii="Aptos" w:hAnsi="Aptos" w:eastAsia="Microsoft YaHei"/>
+          <w:b w:val="0"/>
+          <w:color w:val="263238"/>
+          <w:sz w:val="20"/>
+        </w:rPr>
+        <w:t>在实验流程中观察训练快照、曲线或模型画布；支持暂停、继续、单步的模型可使用相应控制，也可停止训练。</w:t>
+      </w:r>
+    </w:p>
+    <w:p>
+      <w:pPr>
+        <w:pStyle w:val="ListNumber"/>
+        <w:keepLines/>
+      </w:pPr>
+      <w:r>
+        <w:rPr>
+          <w:rFonts w:ascii="Aptos" w:hAnsi="Aptos" w:eastAsia="Microsoft YaHei"/>
+          <w:b w:val="0"/>
+          <w:color w:val="263238"/>
+          <w:sz w:val="20"/>
+        </w:rPr>
+        <w:t>阅读任务结果和评估指标，将本轮实验保存到历史记录，再与其他实验比较或导出。</w:t>
+      </w:r>
+    </w:p>
+    <w:p>
+      <w:pPr>
+        <w:pStyle w:val="Heading1"/>
+        <w:keepNext/>
+      </w:pPr>
+      <w:r>
+        <w:rPr>
+          <w:rFonts w:ascii="Aptos" w:hAnsi="Aptos" w:eastAsia="Microsoft YaHei"/>
+          <w:b/>
+          <w:color w:val="111111"/>
+          <w:sz w:val="26"/>
+        </w:rPr>
+        <w:t>任务与模型</w:t>
+      </w:r>
+    </w:p>
+    <w:p>
+      <w:pPr>
+        <w:keepLines/>
+      </w:pPr>
+      <w:r>
+        <w:rPr>
+          <w:rFonts w:ascii="Aptos" w:hAnsi="Aptos" w:eastAsia="Microsoft YaHei"/>
+          <w:b w:val="0"/>
+          <w:color w:val="263238"/>
+          <w:sz w:val="21"/>
+        </w:rPr>
+        <w:t>分类模型包括 KNN、逻辑回归、线性 SVM、感知机、决策树、随机森林、AdaBoost、朴素贝叶斯和多层感知机（MLP）。卷积神经网络（CNN）用于内置图像分类；LSTM 与 Transformer 用于内置时序分类。不同模型按数据类型限制可选范围，减少模型与数据不兼容的情况。</w:t>
+      </w:r>
+    </w:p>
+    <w:p>
+      <w:pPr>
+        <w:keepLines/>
+      </w:pPr>
+      <w:r>
+        <w:rPr>
+          <w:rFonts w:ascii="Aptos" w:hAnsi="Aptos" w:eastAsia="Microsoft YaHei"/>
+          <w:b w:val="0"/>
+          <w:color w:val="263238"/>
+          <w:sz w:val="21"/>
+        </w:rPr>
+        <w:t>回归任务提供线性回归和岭回归，可通过误差指标观察预测效果。聚类任务提供 K-Means 与 DBSCAN，用于查看样本分组；降维任务提供 PCA，帮助用户观察数据投影。结果页面按任务展示相应内容，不把分类指标套用于其他任务。</w:t>
+      </w:r>
+    </w:p>
+    <w:p>
+      <w:pPr>
+        <w:pStyle w:val="Heading1"/>
+        <w:keepNext/>
+      </w:pPr>
+      <w:r>
+        <w:rPr>
+          <w:rFonts w:ascii="Aptos" w:hAnsi="Aptos" w:eastAsia="Microsoft YaHei"/>
+          <w:b/>
+          <w:color w:val="111111"/>
+          <w:sz w:val="26"/>
+        </w:rPr>
+        <w:t>数据来源与导入</w:t>
+      </w:r>
+    </w:p>
+    <w:p>
+      <w:pPr>
+        <w:keepLines/>
+      </w:pPr>
+      <w:r>
+        <w:rPr>
+          <w:rFonts w:ascii="Aptos" w:hAnsi="Aptos" w:eastAsia="Microsoft YaHei"/>
+          <w:b w:val="0"/>
+          <w:color w:val="263238"/>
+          <w:sz w:val="21"/>
+        </w:rPr>
+        <w:t>内置数据覆盖二维合成表格、灰度图像和时序波形。表格样例用于分类、回归、聚类和降维练习；图像样例为程序生成的 8×8 灰度数据，时序样例采用固定长度的波形序列。相同配置和随机种子可以复现内置随机数据。</w:t>
+      </w:r>
+    </w:p>
+    <w:p>
+      <w:pPr>
+        <w:keepLines/>
+      </w:pPr>
+      <w:r>
+        <w:rPr>
+          <w:rFonts w:ascii="Aptos" w:hAnsi="Aptos" w:eastAsia="Microsoft YaHei"/>
+          <w:b w:val="0"/>
+          <w:color w:val="263238"/>
+          <w:sz w:val="21"/>
+        </w:rPr>
+        <w:t>CSV 适用于简单数值表格：首行为表头，最后一列作为目标，其余列作为数值特征。缺失或非法特征、空标签等无效数据行会跳过并提示数量。当前没有交互式字段映射、类别特征编码、缺失值填补或通用自动标准化；CSV 也不用于导入图像和时序数据。</w:t>
+      </w:r>
+    </w:p>
+    <w:p>
+      <w:pPr>
+        <w:pStyle w:val="Heading1"/>
+        <w:keepNext/>
+      </w:pPr>
+      <w:r>
+        <w:rPr>
+          <w:rFonts w:ascii="Aptos" w:hAnsi="Aptos" w:eastAsia="Microsoft YaHei"/>
+          <w:b/>
+          <w:color w:val="111111"/>
+          <w:sz w:val="26"/>
+        </w:rPr>
+        <w:t>训练与结果分析</w:t>
+      </w:r>
+    </w:p>
+    <w:p>
+      <w:pPr>
+        <w:keepLines/>
+      </w:pPr>
+      <w:r>
+        <w:rPr>
+          <w:rFonts w:ascii="Aptos" w:hAnsi="Aptos" w:eastAsia="Microsoft YaHei"/>
+          <w:b w:val="0"/>
+          <w:color w:val="263238"/>
+          <w:sz w:val="21"/>
+        </w:rPr>
+        <w:t>模型训练在浏览器 Web Worker 中执行，使训练任务与界面交互分开。训练过程可以产生阶段快照，支持模型会额外提供暂停、继续和单步操作；停止或取消行为按模型能力处理。随机种子用于支持算法和数据生成的可复现性。</w:t>
+      </w:r>
+    </w:p>
+    <w:p>
+      <w:pPr>
+        <w:keepLines/>
+      </w:pPr>
+      <w:r>
+        <w:rPr>
+          <w:rFonts w:ascii="Aptos" w:hAnsi="Aptos" w:eastAsia="Microsoft YaHei"/>
+          <w:b w:val="0"/>
+          <w:color w:val="263238"/>
+          <w:sz w:val="21"/>
+        </w:rPr>
+        <w:t>分类结果包含准确率、宏平均精确率、召回率、F1 和混淆矩阵；回归结果提供 MAE、MSE 和 R²。工作台还提供训练曲线、分类决策边界、聚类结果、降维投影、模型说明和交互预测等视图。二维决策边界仅适用于支持该视图的表格分类实验，图像和序列任务使用各自的结果展示。</w:t>
+      </w:r>
+    </w:p>
+    <w:p>
+      <w:pPr>
+        <w:pStyle w:val="Heading1"/>
+        <w:keepNext/>
+      </w:pPr>
+      <w:r>
+        <w:rPr>
+          <w:rFonts w:ascii="Aptos" w:hAnsi="Aptos" w:eastAsia="Microsoft YaHei"/>
+          <w:b/>
+          <w:color w:val="111111"/>
+          <w:sz w:val="26"/>
+        </w:rPr>
+        <w:t>实验记录与复现</w:t>
+      </w:r>
+    </w:p>
+    <w:p>
+      <w:pPr>
+        <w:keepLines/>
+      </w:pPr>
+      <w:r>
+        <w:rPr>
+          <w:rFonts w:ascii="Aptos" w:hAnsi="Aptos" w:eastAsia="Microsoft YaHei"/>
+          <w:b w:val="0"/>
+          <w:color w:val="263238"/>
+          <w:sz w:val="21"/>
+        </w:rPr>
+        <w:t>实验记录保存在当前浏览器的 IndexedDB 中，最多保留最近 20 条。用户可以重新查看记录、比较多次实验，并以 JSON 导入或导出数据、参数、快照和结果。Markdown 与 HTML 报告便于整理或分享实验概览。记录可以帮助复现参数和随机种子，但报告不包含代码版本或浏览器运行时版本，因此不构成完整审计记录。</w:t>
+      </w:r>
+    </w:p>
+    <w:p>
+      <w:pPr>
+        <w:pStyle w:val="Heading1"/>
+        <w:keepNext/>
+      </w:pPr>
+      <w:r>
+        <w:rPr>
+          <w:rFonts w:ascii="Aptos" w:hAnsi="Aptos" w:eastAsia="Microsoft YaHei"/>
+          <w:b/>
+          <w:color w:val="111111"/>
+          <w:sz w:val="26"/>
+        </w:rPr>
+        <w:t>技术组成</w:t>
+      </w:r>
+    </w:p>
+    <w:p>
+      <w:pPr>
+        <w:keepLines/>
+      </w:pPr>
+      <w:r>
+        <w:rPr>
+          <w:rFonts w:ascii="Aptos" w:hAnsi="Aptos" w:eastAsia="Microsoft YaHei"/>
+          <w:b w:val="0"/>
+          <w:color w:val="263238"/>
+          <w:sz w:val="21"/>
+        </w:rPr>
+        <w:t>前端使用 React、TypeScript 和 Vite 构建，Zustand 管理工作台状态。Papa Parse 负责 CSV 解析，Dexie 封装 IndexedDB 实验存储，图表由 ECharts、SVG 和 Canvas 呈现。核心算法采用 TypeScript 教学实现，Worker 协议负责传递训练配置、快照、控制状态和结果。</w:t>
+      </w:r>
+    </w:p>
+    <w:p>
+      <w:pPr>
+        <w:keepLines/>
+      </w:pPr>
+      <w:r>
+        <w:rPr>
+          <w:rFonts w:ascii="Aptos" w:hAnsi="Aptos" w:eastAsia="Microsoft YaHei"/>
+          <w:b w:val="0"/>
+          <w:color w:val="263238"/>
+          <w:sz w:val="21"/>
+        </w:rPr>
+        <w:t>用户无需创建账号；数据和实验记录默认留在当前浏览器。需要在其他设备继续实验时，可使用 JSON 文件手动迁移记录。</w:t>
+      </w:r>
+    </w:p>
+    <w:p>
+      <w:pPr>
+        <w:pStyle w:val="Heading1"/>
+        <w:keepNext/>
+      </w:pPr>
+      <w:r>
+        <w:rPr>
+          <w:rFonts w:ascii="Aptos" w:hAnsi="Aptos" w:eastAsia="Microsoft YaHei"/>
+          <w:b/>
+          <w:color w:val="111111"/>
+          <w:sz w:val="26"/>
+        </w:rPr>
+        <w:t>适用场景</w:t>
       </w:r>
     </w:p>
     <w:p>
@@ -112,12 +433,12 @@
       </w:pPr>
       <w:r>
         <w:rPr>
-          <w:rFonts w:ascii="Aptos" w:hAnsi="Aptos" w:eastAsia="Microsoft YaHei" w:cs="Aptos"/>
+          <w:rFonts w:ascii="Aptos" w:hAnsi="Aptos" w:eastAsia="Microsoft YaHei"/>
           <w:b w:val="0"/>
           <w:color w:val="263238"/>
           <w:sz w:val="20"/>
         </w:rPr>
-        <w:t>分类覆盖 KNN、逻辑回归、线性 SVM、感知机、决策树、随机森林、AdaBoost、朴素贝叶斯、MLP、可视化 CNN、LSTM 和 Transformer。回归提供线性回归与岭回归，聚类提供 K-Means 与 DBSCAN，降维提供 PCA。</w:t>
+        <w:t>课堂讲解：教师可以用小型数据和可视化结果演示模型差异、参数变化及训练过程。</w:t>
       </w:r>
     </w:p>
     <w:p>
@@ -127,12 +448,12 @@
       </w:pPr>
       <w:r>
         <w:rPr>
-          <w:rFonts w:ascii="Aptos" w:hAnsi="Aptos" w:eastAsia="Microsoft YaHei" w:cs="Aptos"/>
+          <w:rFonts w:ascii="Aptos" w:hAnsi="Aptos" w:eastAsia="Microsoft YaHei"/>
           <w:b w:val="0"/>
           <w:color w:val="263238"/>
           <w:sz w:val="20"/>
         </w:rPr>
-        <w:t>数据包括合成二维表格、内置灰度图像和时序波形样例，也支持简单 CSV 导入。图像和时序模型会使用相匹配的内置数据。</w:t>
+        <w:t>自主学习：初学者可以从数据预览开始，逐步尝试模型、读取指标并保存实验。</w:t>
       </w:r>
     </w:p>
     <w:p>
@@ -142,27 +463,12 @@
       </w:pPr>
       <w:r>
         <w:rPr>
-          <w:rFonts w:ascii="Aptos" w:hAnsi="Aptos" w:eastAsia="Microsoft YaHei" w:cs="Aptos"/>
+          <w:rFonts w:ascii="Aptos" w:hAnsi="Aptos" w:eastAsia="Microsoft YaHei"/>
           <w:b w:val="0"/>
           <w:color w:val="263238"/>
           <w:sz w:val="20"/>
         </w:rPr>
-        <w:t>训练由浏览器 Web Worker 执行，并产生过程快照。部分迭代模型支持暂停、继续和单步操作；用户可以查看训练曲线、决策边界或任务结果、分类指标与混淆矩阵，并进行交互预测。</w:t>
-      </w:r>
-    </w:p>
-    <w:p>
-      <w:pPr>
-        <w:pStyle w:val="ListBullet"/>
-        <w:keepLines/>
-      </w:pPr>
-      <w:r>
-        <w:rPr>
-          <w:rFonts w:ascii="Aptos" w:hAnsi="Aptos" w:eastAsia="Microsoft YaHei" w:cs="Aptos"/>
-          <w:b w:val="0"/>
-          <w:color w:val="263238"/>
-          <w:sz w:val="20"/>
-        </w:rPr>
-        <w:t>实验历史保存在当前浏览器，最多保留最近 20 条记录。用户可查看和比较历史实验，导入或导出 JSON，并生成 Markdown 或 HTML 报告。</w:t>
+        <w:t>算法演示与小规模验证：开发者可以用固定随机种子重复练习，比较小型样本上的模型表现。</w:t>
       </w:r>
     </w:p>
     <w:p>
@@ -172,51 +478,40 @@
       </w:pPr>
       <w:r>
         <w:rPr>
-          <w:rFonts w:ascii="Aptos" w:hAnsi="Aptos" w:eastAsia="Microsoft YaHei" w:cs="Aptos"/>
+          <w:rFonts w:ascii="Aptos" w:hAnsi="Aptos" w:eastAsia="Microsoft YaHei"/>
           <w:b/>
           <w:color w:val="111111"/>
           <w:sz w:val="26"/>
         </w:rPr>
-        <w:t>技术组成</w:t>
+        <w:t>项目范围与已知限制</w:t>
       </w:r>
     </w:p>
     <w:p>
-      <w:pPr/>
+      <w:pPr>
+        <w:keepLines/>
+      </w:pPr>
       <w:r>
         <w:rPr>
-          <w:rFonts w:ascii="Aptos" w:hAnsi="Aptos" w:eastAsia="Microsoft YaHei" w:cs="Aptos"/>
+          <w:rFonts w:ascii="Aptos" w:hAnsi="Aptos" w:eastAsia="Microsoft YaHei"/>
           <w:b w:val="0"/>
           <w:color w:val="263238"/>
           <w:sz w:val="21"/>
         </w:rPr>
-        <w:t>界面采用 React、TypeScript 和 Vite，使用 Zustand 管理工作台状态；Papa Parse 负责简单 CSV 解析，Dexie 将实验记录保存到浏览器 IndexedDB，图表使用 ECharts、SVG 和 Canvas。核心算法以 TypeScript 教学实现为主，训练逻辑通过 Worker 与界面分开运行。</w:t>
+        <w:t>项目在浏览器本地运行，不提供账号、云端存储、后端训练、GPU 或 WebGPU。算法与可视化面向小规模教学样本；KNN、DBSCAN、树模型和决策边界在较大样本上的计算成本会增加。</w:t>
       </w:r>
     </w:p>
     <w:p>
       <w:pPr>
-        <w:pStyle w:val="Heading1"/>
-        <w:keepNext/>
+        <w:keepLines/>
       </w:pPr>
       <w:r>
         <w:rPr>
-          <w:rFonts w:ascii="Aptos" w:hAnsi="Aptos" w:eastAsia="Microsoft YaHei" w:cs="Aptos"/>
-          <w:b/>
-          <w:color w:val="111111"/>
-          <w:sz w:val="26"/>
-        </w:rPr>
-        <w:t>适用范围与限制</w:t>
-      </w:r>
-    </w:p>
-    <w:p>
-      <w:pPr/>
-      <w:r>
-        <w:rPr>
-          <w:rFonts w:ascii="Aptos" w:hAnsi="Aptos" w:eastAsia="Microsoft YaHei" w:cs="Aptos"/>
+          <w:rFonts w:ascii="Aptos" w:hAnsi="Aptos" w:eastAsia="Microsoft YaHei"/>
           <w:b w:val="0"/>
           <w:color w:val="263238"/>
           <w:sz w:val="21"/>
         </w:rPr>
-        <w:t>项目适用于课堂演示、自主学习和小规模实验，不提供账号、云端保存、后端训练或 GPU 支持。CSV 只覆盖简单数值数据，目前没有字段映射、类别特征编码、缺失值填补或通用自动标准化；图像与时序任务依赖内置样例。项目没有独立测试集、交叉验证或系统化参数搜索，也不对大型数据性能或生产级机器学习能力作承诺。</w:t>
+        <w:t>CSV 预处理能力有限，部分算法对特征尺度敏感。评估支持可选验证集，但没有独立测试集、交叉验证或系统化参数搜索，因此调参结果不能直接当作泛化保证。图像和时序学习依赖内置样例，不支持真实图片或时序 CSV 导入；简化的 CNN、LSTM 和 Transformer 教学实现不代表大规模生产训练能力。</w:t>
       </w:r>
     </w:p>
     <w:sectPr>
